--- a/pr-preview/pr-316/measures-tracked-changes.docx
+++ b/pr-preview/pr-316/measures-tracked-changes.docx
@@ -16,7 +16,7 @@
       </w:pPr>
       <w:del w:id="1" w:author="PR Preview" w:date="2026-01-01T00:00:00Z">
         <w:r>
-          <w:delText xml:space="preserve">Last modified: 2026-10-15 13:39:21 (PDT)</w:delText>
+          <w:delText xml:space="preserve">Last modified: 2026-10-15 20:43:22 (PDT)</w:delText>
         </w:r>
       </w:del>
     </w:p>
@@ -26,7 +26,7 @@
       </w:pPr>
       <w:ins w:id="2" w:author="PR Preview" w:date="2026-01-01T00:00:00Z">
         <w:r>
-          <w:t xml:space="preserve">Last modified: 2026-10-15 13:56:10 (PDT)</w:t>
+          <w:t xml:space="preserve">Last modified: 2026-10-15 20:42:14 (PDT)</w:t>
         </w:r>
       </w:ins>
     </w:p>
@@ -88,7 +88,7 @@
         <w:t xml:space="preserve"> </w:t>
       </w:r>
       <w:r>
-        <w:t xml:space="preserve">using the</w:t>
+        <w:t xml:space="preserve">using the definitions on the</w:t>
       </w:r>
       <w:r>
         <w:t xml:space="preserve"> </w:t>
@@ -98,14 +98,31 @@
           <w:rPr>
             <w:rStyle w:val="Hyperlink"/>
           </w:rPr>
-          <w:t xml:space="preserve">sets and functions</w:t>
+          <w:t xml:space="preserve">Sets</w:t>
         </w:r>
       </w:hyperlink>
       <w:r>
         <w:t xml:space="preserve"> </w:t>
       </w:r>
       <w:r>
-        <w:t xml:space="preserve">page’s definitions.</w:t>
+        <w:t xml:space="preserve">and</w:t>
+      </w:r>
+      <w:r>
+        <w:t xml:space="preserve"> </w:t>
+      </w:r>
+      <w:hyperlink r:id="rId11">
+        <w:r>
+          <w:rPr>
+            <w:rStyle w:val="Hyperlink"/>
+          </w:rPr>
+          <w:t xml:space="preserve">Functions</w:t>
+        </w:r>
+      </w:hyperlink>
+      <w:r>
+        <w:t xml:space="preserve"> </w:t>
+      </w:r>
+      <w:r>
+        <w:t xml:space="preserve">pages.</w:t>
       </w:r>
       <w:r>
         <w:t xml:space="preserve"> </w:t>
@@ -136,7 +153,7 @@
       <w:r>
         <w:t xml:space="preserve">(</w:t>
       </w:r>
-      <w:hyperlink r:id="rId11">
+      <w:hyperlink r:id="rId12">
         <w:r>
           <w:rPr>
             <w:rStyle w:val="Hyperlink"/>
@@ -148,7 +165,7 @@
         <w:t xml:space="preserve">).</w:t>
       </w:r>
     </w:p>
-    <w:bookmarkStart w:id="39" w:name="sigma-algebras"/>
+    <w:bookmarkStart w:id="40" w:name="sigma-algebras"/>
     <w:p>
       <w:pPr>
         <w:pStyle w:val="Heading2"/>
@@ -168,7 +185,7 @@
         <w:t xml:space="preserve">-algebras</w:t>
       </w:r>
     </w:p>
-    <w:bookmarkStart w:id="15" w:name="def-sigma-algebra"/>
+    <w:bookmarkStart w:id="16" w:name="def-sigma-algebra"/>
     <w:p>
       <w:pPr>
         <w:pStyle w:val="FirstParagraph"/>
@@ -265,7 +282,7 @@
       <w:r>
         <w:t xml:space="preserve"> </w:t>
       </w:r>
-      <w:hyperlink r:id="rId12">
+      <w:hyperlink r:id="rId13">
         <w:r>
           <w:rPr>
             <w:rStyle w:val="Hyperlink"/>
@@ -393,7 +410,7 @@
       <w:r>
         <w:t xml:space="preserve"> </w:t>
       </w:r>
-      <w:hyperlink r:id="rId13">
+      <w:hyperlink r:id="rId14">
         <w:r>
           <w:rPr>
             <w:rStyle w:val="Hyperlink"/>
@@ -436,7 +453,7 @@
       <w:r>
         <w:t xml:space="preserve"> </w:t>
       </w:r>
-      <w:hyperlink r:id="rId14">
+      <w:hyperlink r:id="rId15">
         <w:r>
           <w:rPr>
             <w:rStyle w:val="Hyperlink"/>
@@ -583,8 +600,8 @@
         <w:t xml:space="preserve">.</w:t>
       </w:r>
     </w:p>
-    <w:bookmarkEnd w:id="15"/>
-    <w:bookmarkStart w:id="17" w:name="rem-sigma-field"/>
+    <w:bookmarkEnd w:id="16"/>
+    <w:bookmarkStart w:id="18" w:name="rem-sigma-field"/>
     <w:p>
       <w:pPr>
         <w:pStyle w:val="FirstParagraph"/>
@@ -640,12 +657,40 @@
         <w:t xml:space="preserve"> </w:t>
       </w:r>
       <w:r>
+        <w:t xml:space="preserve">(Billingsley 1995)</w:t>
+      </w:r>
+      <w:r>
+        <w:t xml:space="preserve"> </w:t>
+      </w:r>
+      <w:r>
+        <w:t xml:space="preserve">or a</w:t>
+      </w:r>
+      <w:r>
+        <w:t xml:space="preserve"> </w:t>
+      </w:r>
+      <w:r>
+        <w:rPr>
+          <w:b/>
+          <w:bCs/>
+        </w:rPr>
+        <w:t xml:space="preserve">Borel field</w:t>
+      </w:r>
+      <w:r>
+        <w:t xml:space="preserve"> </w:t>
+      </w:r>
+      <w:r>
+        <w:t xml:space="preserve">(Casella and Berger 2002, Def. 1.2.1)</w:t>
+      </w:r>
+      <w:r>
+        <w:t xml:space="preserve"> </w:t>
+      </w:r>
+      <w:r>
         <w:t xml:space="preserve">(see</w:t>
       </w:r>
       <w:r>
         <w:t xml:space="preserve"> </w:t>
       </w:r>
-      <w:hyperlink r:id="rId16">
+      <w:hyperlink r:id="rId17">
         <w:r>
           <w:rPr>
             <w:rStyle w:val="Hyperlink"/>
@@ -677,73 +722,37 @@
         <w:t xml:space="preserve"> </w:t>
       </w:r>
       <w:r>
-        <w:t xml:space="preserve">For example,</w:t>
-      </w:r>
-      <w:r>
-        <w:t xml:space="preserve"> </w:t>
-      </w:r>
-      <w:r>
-        <w:t xml:space="preserve">Billingsley (1995)</w:t>
-      </w:r>
-      <w:r>
-        <w:t xml:space="preserve"> </w:t>
-      </w:r>
-      <w:r>
-        <w:t xml:space="preserve">uses</w:t>
-      </w:r>
-      <w:r>
-        <w:t xml:space="preserve"> </w:t>
-      </w:r>
-      <w:r>
-        <w:t xml:space="preserve">“</w:t>
-      </w:r>
-      <m:oMath>
-        <m:r>
-          <m:t>σ</m:t>
-        </m:r>
-      </m:oMath>
-      <w:r>
-        <w:t xml:space="preserve">-field”</w:t>
-      </w:r>
-      <w:r>
-        <w:t xml:space="preserve">.</w:t>
-      </w:r>
-      <w:r>
-        <w:t xml:space="preserve"> </w:t>
-      </w:r>
-      <w:r>
-        <w:t xml:space="preserve">The two names mean the same thing.</w:t>
-      </w:r>
-      <w:r>
-        <w:t xml:space="preserve"> </w:t>
-      </w:r>
-      <w:r>
-        <w:t xml:space="preserve">Casella and Berger call it a</w:t>
-      </w:r>
-      <w:r>
-        <w:t xml:space="preserve"> </w:t>
-      </w:r>
-      <w:r>
-        <w:rPr>
-          <w:b/>
-          <w:bCs/>
-        </w:rPr>
-        <w:t xml:space="preserve">Borel field</w:t>
-      </w:r>
-      <w:r>
-        <w:t xml:space="preserve"> </w:t>
-      </w:r>
-      <w:r>
-        <w:t xml:space="preserve">(Casella and Berger 2002, Def. 1.2.1)</w:t>
-      </w:r>
-      <w:r>
-        <w:t xml:space="preserve">.</w:t>
-      </w:r>
-      <w:r>
-        <w:t xml:space="preserve"> </w:t>
-      </w:r>
-      <w:r>
-        <w:t xml:space="preserve">That is a different use of</w:t>
+        <w:t xml:space="preserve">The names mean the same thing.</w:t>
+      </w:r>
+      <w:r>
+        <w:t xml:space="preserve"> </w:t>
+      </w:r>
+      <w:r>
+        <w:t xml:space="preserve">The</w:t>
+      </w:r>
+      <w:r>
+        <w:t xml:space="preserve"> </w:t>
+      </w:r>
+      <w:r>
+        <w:t xml:space="preserve">“Borel”</w:t>
+      </w:r>
+      <w:r>
+        <w:t xml:space="preserve"> </w:t>
+      </w:r>
+      <w:r>
+        <w:t xml:space="preserve">in</w:t>
+      </w:r>
+      <w:r>
+        <w:t xml:space="preserve"> </w:t>
+      </w:r>
+      <w:r>
+        <w:t xml:space="preserve">“Borel field”</w:t>
+      </w:r>
+      <w:r>
+        <w:t xml:space="preserve"> </w:t>
+      </w:r>
+      <w:r>
+        <w:t xml:space="preserve">is a different use of</w:t>
       </w:r>
       <w:r>
         <w:t xml:space="preserve"> </w:t>
@@ -824,8 +833,8 @@
         <w:t xml:space="preserve">-algebra.</w:t>
       </w:r>
     </w:p>
-    <w:bookmarkEnd w:id="17"/>
-    <w:bookmarkStart w:id="19" w:name="exm-sigma-algebra"/>
+    <w:bookmarkEnd w:id="18"/>
+    <w:bookmarkStart w:id="20" w:name="exm-sigma-algebra"/>
     <w:p>
       <w:pPr>
         <w:pStyle w:val="BodyText"/>
@@ -939,7 +948,7 @@
       <w:r>
         <w:t xml:space="preserve">(</w:t>
       </w:r>
-      <w:hyperlink r:id="rId18">
+      <w:hyperlink r:id="rId19">
         <w:r>
           <w:rPr>
             <w:rStyle w:val="Hyperlink"/>
@@ -1293,8 +1302,8 @@
         <w:t xml:space="preserve">.</w:t>
       </w:r>
     </w:p>
-    <w:bookmarkEnd w:id="19"/>
-    <w:bookmarkStart w:id="20" w:name="exm-not-sigma-algebra"/>
+    <w:bookmarkEnd w:id="20"/>
+    <w:bookmarkStart w:id="21" w:name="exm-not-sigma-algebra"/>
     <w:p>
       <w:pPr>
         <w:pStyle w:val="BodyText"/>
@@ -1624,8 +1633,8 @@
         <w:t xml:space="preserve">.</w:t>
       </w:r>
     </w:p>
-    <w:bookmarkEnd w:id="20"/>
-    <w:bookmarkStart w:id="21" w:name="def-closed-under"/>
+    <w:bookmarkEnd w:id="21"/>
+    <w:bookmarkStart w:id="22" w:name="def-closed-under"/>
     <w:p>
       <w:pPr>
         <w:pStyle w:val="BodyText"/>
@@ -1733,8 +1742,8 @@
         <w:t xml:space="preserve">under the operation.</w:t>
       </w:r>
     </w:p>
-    <w:bookmarkEnd w:id="21"/>
-    <w:bookmarkStart w:id="23" w:name="exm-closed-under"/>
+    <w:bookmarkEnd w:id="22"/>
+    <w:bookmarkStart w:id="24" w:name="exm-closed-under"/>
     <w:p>
       <w:pPr>
         <w:pStyle w:val="BodyText"/>
@@ -1767,7 +1776,7 @@
       <w:r>
         <w:t xml:space="preserve"> </w:t>
       </w:r>
-      <w:hyperlink r:id="rId22">
+      <w:hyperlink r:id="rId23">
         <w:r>
           <w:rPr>
             <w:rStyle w:val="Hyperlink"/>
@@ -2099,8 +2108,8 @@
         <w:t xml:space="preserve">is not closed under complements.</w:t>
       </w:r>
     </w:p>
-    <w:bookmarkEnd w:id="23"/>
-    <w:bookmarkStart w:id="26" w:name="thm-sigma-algebra-closure"/>
+    <w:bookmarkEnd w:id="24"/>
+    <w:bookmarkStart w:id="27" w:name="thm-sigma-algebra-closure"/>
     <w:p>
       <w:pPr>
         <w:pStyle w:val="FirstParagraph"/>
@@ -2227,7 +2236,7 @@
       <w:r>
         <w:t xml:space="preserve"> </w:t>
       </w:r>
-      <w:hyperlink r:id="rId24">
+      <w:hyperlink r:id="rId25">
         <w:r>
           <w:rPr>
             <w:rStyle w:val="Hyperlink"/>
@@ -2317,7 +2326,7 @@
       <w:r>
         <w:t xml:space="preserve"> </w:t>
       </w:r>
-      <w:hyperlink r:id="rId25">
+      <w:hyperlink r:id="rId26">
         <w:r>
           <w:rPr>
             <w:rStyle w:val="Hyperlink"/>
@@ -2584,7 +2593,7 @@
         <w:t xml:space="preserve">and under intersections of sequences of its sets.</w:t>
       </w:r>
     </w:p>
-    <w:bookmarkEnd w:id="26"/>
+    <w:bookmarkEnd w:id="27"/>
     <w:p>
       <w:pPr>
         <w:pStyle w:val="BodyText"/>
@@ -3498,7 +3507,7 @@
       <w:r>
         <w:t xml:space="preserve"> </w:t>
       </w:r>
-      <w:hyperlink r:id="rId27">
+      <w:hyperlink r:id="rId28">
         <w:r>
           <w:rPr>
             <w:rStyle w:val="Hyperlink"/>
@@ -3965,7 +3974,7 @@
         <w:t xml:space="preserve">by the complement rule again.</w:t>
       </w:r>
     </w:p>
-    <w:bookmarkStart w:id="28" w:name="thm-power-set-sigma-algebra"/>
+    <w:bookmarkStart w:id="29" w:name="thm-power-set-sigma-algebra"/>
     <w:p>
       <w:pPr>
         <w:pStyle w:val="BodyText"/>
@@ -4067,7 +4076,7 @@
         <w:t xml:space="preserve">.</w:t>
       </w:r>
     </w:p>
-    <w:bookmarkEnd w:id="28"/>
+    <w:bookmarkEnd w:id="29"/>
     <w:p>
       <w:pPr>
         <w:pStyle w:val="BodyText"/>
@@ -4405,7 +4414,7 @@
         <w:t xml:space="preserve">.</w:t>
       </w:r>
     </w:p>
-    <w:bookmarkStart w:id="30" w:name="thm-sigma-algebra-intersection"/>
+    <w:bookmarkStart w:id="31" w:name="thm-sigma-algebra-intersection"/>
     <w:p>
       <w:pPr>
         <w:pStyle w:val="FirstParagraph"/>
@@ -4558,7 +4567,7 @@
       <w:r>
         <w:t xml:space="preserve"> </w:t>
       </w:r>
-      <w:hyperlink r:id="rId29">
+      <w:hyperlink r:id="rId30">
         <w:r>
           <w:rPr>
             <w:rStyle w:val="Hyperlink"/>
@@ -4687,7 +4696,7 @@
         <w:t xml:space="preserve">.</w:t>
       </w:r>
     </w:p>
-    <w:bookmarkEnd w:id="30"/>
+    <w:bookmarkEnd w:id="31"/>
     <w:p>
       <w:pPr>
         <w:pStyle w:val="BodyText"/>
@@ -5070,7 +5079,7 @@
         <w:t xml:space="preserve">and so it is in the intersection.</w:t>
       </w:r>
     </w:p>
-    <w:bookmarkStart w:id="31" w:name="def-generated-sigma-algebra"/>
+    <w:bookmarkStart w:id="32" w:name="def-generated-sigma-algebra"/>
     <w:p>
       <w:pPr>
         <w:pStyle w:val="FirstParagraph"/>
@@ -5269,8 +5278,8 @@
         <w:t xml:space="preserve">.</w:t>
       </w:r>
     </w:p>
-    <w:bookmarkEnd w:id="31"/>
-    <w:bookmarkStart w:id="32" w:name="rem-generated-sigma-algebra-smallest"/>
+    <w:bookmarkEnd w:id="32"/>
+    <w:bookmarkStart w:id="33" w:name="rem-generated-sigma-algebra-smallest"/>
     <w:p>
       <w:pPr>
         <w:pStyle w:val="BodyText"/>
@@ -5517,8 +5526,8 @@
         <w:t xml:space="preserve">.</w:t>
       </w:r>
     </w:p>
-    <w:bookmarkEnd w:id="32"/>
-    <w:bookmarkStart w:id="33" w:name="exm-generated-sigma-algebra"/>
+    <w:bookmarkEnd w:id="33"/>
+    <w:bookmarkStart w:id="34" w:name="exm-generated-sigma-algebra"/>
     <w:p>
       <w:pPr>
         <w:pStyle w:val="BodyText"/>
@@ -6093,8 +6102,8 @@
         <w:t xml:space="preserve">.</w:t>
       </w:r>
     </w:p>
-    <w:bookmarkEnd w:id="33"/>
-    <w:bookmarkStart w:id="35" w:name="def-borel-sigma-algebra"/>
+    <w:bookmarkEnd w:id="34"/>
+    <w:bookmarkStart w:id="36" w:name="def-borel-sigma-algebra"/>
     <w:p>
       <w:pPr>
         <w:pStyle w:val="BodyText"/>
@@ -6233,7 +6242,7 @@
       <w:r>
         <w:t xml:space="preserve"> </w:t>
       </w:r>
-      <w:hyperlink r:id="rId34">
+      <w:hyperlink r:id="rId35">
         <w:r>
           <w:rPr>
             <w:rStyle w:val="Hyperlink"/>
@@ -6264,8 +6273,8 @@
         <w:t xml:space="preserve">.</w:t>
       </w:r>
     </w:p>
-    <w:bookmarkEnd w:id="35"/>
-    <w:bookmarkStart w:id="38" w:name="exm-borel-sigma-algebra"/>
+    <w:bookmarkEnd w:id="36"/>
+    <w:bookmarkStart w:id="39" w:name="exm-borel-sigma-algebra"/>
     <w:p>
       <w:pPr>
         <w:pStyle w:val="BodyText"/>
@@ -6481,7 +6490,7 @@
       <w:r>
         <w:t xml:space="preserve"> </w:t>
       </w:r>
-      <w:hyperlink r:id="rId36">
+      <w:hyperlink r:id="rId37">
         <w:r>
           <w:rPr>
             <w:rStyle w:val="Hyperlink"/>
@@ -6655,7 +6664,7 @@
       <w:r>
         <w:t xml:space="preserve">(</w:t>
       </w:r>
-      <w:hyperlink r:id="rId37">
+      <w:hyperlink r:id="rId38">
         <w:r>
           <w:rPr>
             <w:rStyle w:val="Hyperlink"/>
@@ -6792,9 +6801,9 @@
         <w:t xml:space="preserve">contains the complement of each of its sets.</w:t>
       </w:r>
     </w:p>
-    <w:bookmarkEnd w:id="38"/>
     <w:bookmarkEnd w:id="39"/>
-    <w:bookmarkStart w:id="42" w:name="pairwise-disjoint-sets"/>
+    <w:bookmarkEnd w:id="40"/>
+    <w:bookmarkStart w:id="43" w:name="pairwise-disjoint-sets"/>
     <w:p>
       <w:pPr>
         <w:pStyle w:val="Heading2"/>
@@ -6803,7 +6812,7 @@
         <w:t xml:space="preserve">2 Pairwise disjoint sets</w:t>
       </w:r>
     </w:p>
-    <w:bookmarkStart w:id="40" w:name="def-pairwise-disjoint"/>
+    <w:bookmarkStart w:id="41" w:name="def-pairwise-disjoint"/>
     <w:p>
       <w:pPr>
         <w:pStyle w:val="FirstParagraph"/>
@@ -7002,8 +7011,8 @@
         </m:oMath>
       </m:oMathPara>
     </w:p>
-    <w:bookmarkEnd w:id="40"/>
-    <w:bookmarkStart w:id="41" w:name="exm-pairwise-disjoint"/>
+    <w:bookmarkEnd w:id="41"/>
+    <w:bookmarkStart w:id="42" w:name="exm-pairwise-disjoint"/>
     <w:p>
       <w:pPr>
         <w:pStyle w:val="FirstParagraph"/>
@@ -7105,7 +7114,7 @@
       <w:r>
         <w:t xml:space="preserve">(</w:t>
       </w:r>
-      <w:hyperlink r:id="rId18">
+      <w:hyperlink r:id="rId19">
         <w:r>
           <w:rPr>
             <w:rStyle w:val="Hyperlink"/>
@@ -7320,9 +7329,9 @@
         <w:t xml:space="preserve">is in both.</w:t>
       </w:r>
     </w:p>
-    <w:bookmarkEnd w:id="41"/>
     <w:bookmarkEnd w:id="42"/>
-    <w:bookmarkStart w:id="58" w:name="infinite-sums"/>
+    <w:bookmarkEnd w:id="43"/>
+    <w:bookmarkStart w:id="59" w:name="infinite-sums"/>
     <w:p>
       <w:pPr>
         <w:pStyle w:val="Heading2"/>
@@ -7331,7 +7340,7 @@
         <w:t xml:space="preserve">3 Infinite sums</w:t>
       </w:r>
     </w:p>
-    <w:bookmarkStart w:id="44" w:name="def-non-decreasing"/>
+    <w:bookmarkStart w:id="45" w:name="def-non-decreasing"/>
     <w:p>
       <w:pPr>
         <w:pStyle w:val="FirstParagraph"/>
@@ -7352,7 +7361,7 @@
       <w:r>
         <w:t xml:space="preserve"> </w:t>
       </w:r>
-      <w:hyperlink r:id="rId14">
+      <w:hyperlink r:id="rId15">
         <w:r>
           <w:rPr>
             <w:rStyle w:val="Hyperlink"/>
@@ -7416,7 +7425,7 @@
       <w:r>
         <w:t xml:space="preserve"> </w:t>
       </w:r>
-      <w:hyperlink r:id="rId43">
+      <w:hyperlink r:id="rId44">
         <w:r>
           <w:rPr>
             <w:rStyle w:val="Hyperlink"/>
@@ -7524,8 +7533,8 @@
         </m:oMath>
       </m:oMathPara>
     </w:p>
-    <w:bookmarkEnd w:id="44"/>
-    <w:bookmarkStart w:id="45" w:name="exm-non-decreasing"/>
+    <w:bookmarkEnd w:id="45"/>
+    <w:bookmarkStart w:id="46" w:name="exm-non-decreasing"/>
     <w:p>
       <w:pPr>
         <w:pStyle w:val="FirstParagraph"/>
@@ -7887,8 +7896,8 @@
         </m:oMath>
       </m:oMathPara>
     </w:p>
-    <w:bookmarkEnd w:id="45"/>
-    <w:bookmarkStart w:id="47" w:name="def-partial-sum"/>
+    <w:bookmarkEnd w:id="46"/>
+    <w:bookmarkStart w:id="48" w:name="def-partial-sum"/>
     <w:p>
       <w:pPr>
         <w:pStyle w:val="FirstParagraph"/>
@@ -7962,7 +7971,7 @@
       <w:r>
         <w:t xml:space="preserve"> </w:t>
       </w:r>
-      <w:hyperlink r:id="rId14">
+      <w:hyperlink r:id="rId15">
         <w:r>
           <w:rPr>
             <w:rStyle w:val="Hyperlink"/>
@@ -7979,7 +7988,7 @@
       <w:r>
         <w:t xml:space="preserve"> </w:t>
       </w:r>
-      <w:hyperlink r:id="rId43">
+      <w:hyperlink r:id="rId44">
         <w:r>
           <w:rPr>
             <w:rStyle w:val="Hyperlink"/>
@@ -8050,7 +8059,7 @@
       <w:r>
         <w:t xml:space="preserve"> </w:t>
       </w:r>
-      <w:hyperlink r:id="rId46">
+      <w:hyperlink r:id="rId47">
         <w:r>
           <w:rPr>
             <w:rStyle w:val="Hyperlink"/>
@@ -8211,8 +8220,8 @@
         </m:oMath>
       </m:oMathPara>
     </w:p>
-    <w:bookmarkEnd w:id="47"/>
-    <w:bookmarkStart w:id="48" w:name="exm-partial-sum"/>
+    <w:bookmarkEnd w:id="48"/>
+    <w:bookmarkStart w:id="49" w:name="exm-partial-sum"/>
     <w:p>
       <w:pPr>
         <w:pStyle w:val="FirstParagraph"/>
@@ -8684,8 +8693,8 @@
         <w:t xml:space="preserve">.</w:t>
       </w:r>
     </w:p>
-    <w:bookmarkEnd w:id="48"/>
-    <w:bookmarkStart w:id="51" w:name="def-infinite-sum"/>
+    <w:bookmarkEnd w:id="49"/>
+    <w:bookmarkStart w:id="52" w:name="def-infinite-sum"/>
     <w:p>
       <w:pPr>
         <w:pStyle w:val="BodyText"/>
@@ -9052,7 +9061,7 @@
       <w:r>
         <w:t xml:space="preserve"> </w:t>
       </w:r>
-      <w:hyperlink r:id="rId49">
+      <w:hyperlink r:id="rId50">
         <w:r>
           <w:rPr>
             <w:rStyle w:val="Hyperlink"/>
@@ -9092,7 +9101,7 @@
       <w:r>
         <w:t xml:space="preserve"> </w:t>
       </w:r>
-      <w:hyperlink r:id="rId50">
+      <w:hyperlink r:id="rId51">
         <w:r>
           <w:rPr>
             <w:rStyle w:val="Hyperlink"/>
@@ -9213,8 +9222,8 @@
         <w:t xml:space="preserve">are defined the same way.</w:t>
       </w:r>
     </w:p>
-    <w:bookmarkEnd w:id="51"/>
-    <w:bookmarkStart w:id="52" w:name="exm-infinite-sum"/>
+    <w:bookmarkEnd w:id="52"/>
+    <w:bookmarkStart w:id="53" w:name="exm-infinite-sum"/>
     <w:p>
       <w:pPr>
         <w:pStyle w:val="BodyText"/>
@@ -9644,8 +9653,8 @@
         <w:t xml:space="preserve">.</w:t>
       </w:r>
     </w:p>
-    <w:bookmarkEnd w:id="52"/>
-    <w:bookmarkStart w:id="54" w:name="lem-nonneg-series"/>
+    <w:bookmarkEnd w:id="53"/>
+    <w:bookmarkStart w:id="55" w:name="lem-nonneg-series"/>
     <w:p>
       <w:pPr>
         <w:pStyle w:val="FirstParagraph"/>
@@ -9963,7 +9972,7 @@
       <w:r>
         <w:t xml:space="preserve"> </w:t>
       </w:r>
-      <w:hyperlink r:id="rId53">
+      <w:hyperlink r:id="rId54">
         <w:r>
           <w:rPr>
             <w:rStyle w:val="Hyperlink"/>
@@ -10073,7 +10082,7 @@
         <w:t xml:space="preserve">.</w:t>
       </w:r>
     </w:p>
-    <w:bookmarkEnd w:id="54"/>
+    <w:bookmarkEnd w:id="55"/>
     <w:p>
       <w:pPr>
         <w:pStyle w:val="BodyText"/>
@@ -10436,7 +10445,7 @@
       <w:r>
         <w:t xml:space="preserve"> </w:t>
       </w:r>
-      <w:hyperlink r:id="rId55">
+      <w:hyperlink r:id="rId56">
         <w:r>
           <w:rPr>
             <w:rStyle w:val="Hyperlink"/>
@@ -10456,7 +10465,7 @@
       <w:r>
         <w:t xml:space="preserve"> </w:t>
       </w:r>
-      <w:hyperlink r:id="rId56">
+      <w:hyperlink r:id="rId57">
         <w:r>
           <w:rPr>
             <w:rStyle w:val="Hyperlink"/>
@@ -10476,7 +10485,7 @@
       <w:r>
         <w:t xml:space="preserve"> </w:t>
       </w:r>
-      <w:hyperlink r:id="rId49">
+      <w:hyperlink r:id="rId50">
         <w:r>
           <w:rPr>
             <w:rStyle w:val="Hyperlink"/>
@@ -10499,7 +10508,7 @@
       <w:r>
         <w:t xml:space="preserve"> </w:t>
       </w:r>
-      <w:hyperlink r:id="rId57">
+      <w:hyperlink r:id="rId58">
         <w:r>
           <w:rPr>
             <w:rStyle w:val="Hyperlink"/>
@@ -10635,8 +10644,8 @@
         <w:t xml:space="preserve">.</w:t>
       </w:r>
     </w:p>
-    <w:bookmarkEnd w:id="58"/>
-    <w:bookmarkStart w:id="77" w:name="additivity"/>
+    <w:bookmarkEnd w:id="59"/>
+    <w:bookmarkStart w:id="78" w:name="additivity"/>
     <w:p>
       <w:pPr>
         <w:pStyle w:val="Heading2"/>
@@ -10645,7 +10654,7 @@
         <w:t xml:space="preserve">4 Additivity</w:t>
       </w:r>
     </w:p>
-    <w:bookmarkStart w:id="60" w:name="def-finite-additivity"/>
+    <w:bookmarkStart w:id="61" w:name="def-finite-additivity"/>
     <w:p>
       <w:pPr>
         <w:pStyle w:val="FirstParagraph"/>
@@ -10723,7 +10732,7 @@
       <w:r>
         <w:t xml:space="preserve"> </w:t>
       </w:r>
-      <w:hyperlink r:id="rId59">
+      <w:hyperlink r:id="rId60">
         <w:r>
           <w:rPr>
             <w:rStyle w:val="Hyperlink"/>
@@ -10797,7 +10806,7 @@
       <w:r>
         <w:t xml:space="preserve"> </w:t>
       </w:r>
-      <w:hyperlink r:id="rId43">
+      <w:hyperlink r:id="rId44">
         <w:r>
           <w:rPr>
             <w:rStyle w:val="Hyperlink"/>
@@ -11053,8 +11062,8 @@
         </m:oMath>
       </m:oMathPara>
     </w:p>
-    <w:bookmarkEnd w:id="60"/>
-    <w:bookmarkStart w:id="62" w:name="exm-finite-additivity"/>
+    <w:bookmarkEnd w:id="61"/>
+    <w:bookmarkStart w:id="63" w:name="exm-finite-additivity"/>
     <w:p>
       <w:pPr>
         <w:pStyle w:val="FirstParagraph"/>
@@ -11156,7 +11165,7 @@
       <w:r>
         <w:t xml:space="preserve">(</w:t>
       </w:r>
-      <w:hyperlink r:id="rId18">
+      <w:hyperlink r:id="rId19">
         <w:r>
           <w:rPr>
             <w:rStyle w:val="Hyperlink"/>
@@ -11251,7 +11260,7 @@
       <w:r>
         <w:t xml:space="preserve">(</w:t>
       </w:r>
-      <w:hyperlink r:id="rId61">
+      <w:hyperlink r:id="rId62">
         <w:r>
           <w:rPr>
             <w:rStyle w:val="Hyperlink"/>
@@ -11809,8 +11818,8 @@
         <w:t xml:space="preserve">is finitely additive.</w:t>
       </w:r>
     </w:p>
-    <w:bookmarkEnd w:id="62"/>
-    <w:bookmarkStart w:id="63" w:name="exm-not-finitely-additive"/>
+    <w:bookmarkEnd w:id="63"/>
+    <w:bookmarkStart w:id="64" w:name="exm-not-finitely-additive"/>
     <w:p>
       <w:pPr>
         <w:pStyle w:val="BodyText"/>
@@ -12365,8 +12374,8 @@
         <w:t xml:space="preserve">is not finitely additive.</w:t>
       </w:r>
     </w:p>
-    <w:bookmarkEnd w:id="63"/>
-    <w:bookmarkStart w:id="64" w:name="def-countable-additivity"/>
+    <w:bookmarkEnd w:id="64"/>
+    <w:bookmarkStart w:id="65" w:name="def-countable-additivity"/>
     <w:p>
       <w:pPr>
         <w:pStyle w:val="BodyText"/>
@@ -12789,8 +12798,8 @@
         </m:oMath>
       </m:oMathPara>
     </w:p>
-    <w:bookmarkEnd w:id="64"/>
-    <w:bookmarkStart w:id="65" w:name="exm-countable-additivity"/>
+    <w:bookmarkEnd w:id="65"/>
+    <w:bookmarkStart w:id="66" w:name="exm-countable-additivity"/>
     <w:p>
       <w:pPr>
         <w:pStyle w:val="FirstParagraph"/>
@@ -13116,8 +13125,8 @@
         <w:t xml:space="preserve">is countably additive.</w:t>
       </w:r>
     </w:p>
-    <w:bookmarkEnd w:id="65"/>
-    <w:bookmarkStart w:id="66" w:name="rem-countable-additivity-sum-exists"/>
+    <w:bookmarkEnd w:id="66"/>
+    <w:bookmarkStart w:id="67" w:name="rem-countable-additivity-sum-exists"/>
     <w:p>
       <w:pPr>
         <w:pStyle w:val="BodyText"/>
@@ -13590,8 +13599,8 @@
         <w:t xml:space="preserve">.</w:t>
       </w:r>
     </w:p>
-    <w:bookmarkEnd w:id="66"/>
-    <w:bookmarkStart w:id="67" w:name="lem-countable-additivity-empty"/>
+    <w:bookmarkEnd w:id="67"/>
+    <w:bookmarkStart w:id="68" w:name="lem-countable-additivity-empty"/>
     <w:p>
       <w:pPr>
         <w:pStyle w:val="BodyText"/>
@@ -13766,7 +13775,7 @@
         <w:t xml:space="preserve">.</w:t>
       </w:r>
     </w:p>
-    <w:bookmarkEnd w:id="67"/>
+    <w:bookmarkEnd w:id="68"/>
     <w:p>
       <w:pPr>
         <w:pStyle w:val="BodyText"/>
@@ -14272,7 +14281,7 @@
       <w:r>
         <w:t xml:space="preserve"> </w:t>
       </w:r>
-      <w:hyperlink r:id="rId68">
+      <w:hyperlink r:id="rId69">
         <w:r>
           <w:rPr>
             <w:rStyle w:val="Hyperlink"/>
@@ -14336,7 +14345,7 @@
         <w:t xml:space="preserve">.</w:t>
       </w:r>
     </w:p>
-    <w:bookmarkStart w:id="69" w:name="exm-empty-set-zero"/>
+    <w:bookmarkStart w:id="70" w:name="exm-empty-set-zero"/>
     <w:p>
       <w:pPr>
         <w:pStyle w:val="BodyText"/>
@@ -14616,8 +14625,8 @@
         </m:oMath>
       </m:oMathPara>
     </w:p>
-    <w:bookmarkEnd w:id="69"/>
-    <w:bookmarkStart w:id="70" w:name="exm-empty-set-infinity"/>
+    <w:bookmarkEnd w:id="70"/>
+    <w:bookmarkStart w:id="71" w:name="exm-empty-set-infinity"/>
     <w:p>
       <w:pPr>
         <w:pStyle w:val="FirstParagraph"/>
@@ -14768,7 +14777,7 @@
       <w:r>
         <w:t xml:space="preserve">(</w:t>
       </w:r>
-      <w:hyperlink r:id="rId18">
+      <w:hyperlink r:id="rId19">
         <w:r>
           <w:rPr>
             <w:rStyle w:val="Hyperlink"/>
@@ -15382,8 +15391,8 @@
         <w:t xml:space="preserve">.</w:t>
       </w:r>
     </w:p>
-    <w:bookmarkEnd w:id="70"/>
-    <w:bookmarkStart w:id="71" w:name="rem-empty-set-requirement"/>
+    <w:bookmarkEnd w:id="71"/>
+    <w:bookmarkStart w:id="72" w:name="rem-empty-set-requirement"/>
     <w:p>
       <w:pPr>
         <w:pStyle w:val="BodyText"/>
@@ -15544,8 +15553,8 @@
         <w:t xml:space="preserve">is an extra requirement, not a consequence of countable additivity.</w:t>
       </w:r>
     </w:p>
-    <w:bookmarkEnd w:id="71"/>
-    <w:bookmarkStart w:id="72" w:name="thm-countable-implies-finite"/>
+    <w:bookmarkEnd w:id="72"/>
+    <w:bookmarkStart w:id="73" w:name="thm-countable-implies-finite"/>
     <w:p>
       <w:pPr>
         <w:pStyle w:val="BodyText"/>
@@ -15710,7 +15719,7 @@
         <w:t xml:space="preserve">.</w:t>
       </w:r>
     </w:p>
-    <w:bookmarkEnd w:id="72"/>
+    <w:bookmarkEnd w:id="73"/>
     <w:p>
       <w:pPr>
         <w:pStyle w:val="BodyText"/>
@@ -16607,7 +16616,7 @@
         </m:oMath>
       </m:oMathPara>
     </w:p>
-    <w:bookmarkStart w:id="73" w:name="exm-finite-not-countable"/>
+    <w:bookmarkStart w:id="74" w:name="exm-finite-not-countable"/>
     <w:p>
       <w:pPr>
         <w:pStyle w:val="FirstParagraph"/>
@@ -18251,8 +18260,8 @@
         </m:oMath>
       </m:oMathPara>
     </w:p>
-    <w:bookmarkEnd w:id="73"/>
-    <w:bookmarkStart w:id="76" w:name="rem-finite-not-countable-converse"/>
+    <w:bookmarkEnd w:id="74"/>
+    <w:bookmarkStart w:id="77" w:name="rem-finite-not-countable-converse"/>
     <w:p>
       <w:pPr>
         <w:pStyle w:val="FirstParagraph"/>
@@ -18284,7 +18293,7 @@
       <w:r>
         <w:t xml:space="preserve"> </w:t>
       </w:r>
-      <w:hyperlink r:id="rId74">
+      <w:hyperlink r:id="rId75">
         <w:r>
           <w:rPr>
             <w:rStyle w:val="Hyperlink"/>
@@ -18374,7 +18383,7 @@
       <w:r>
         <w:t xml:space="preserve"> </w:t>
       </w:r>
-      <w:hyperlink r:id="rId75">
+      <w:hyperlink r:id="rId76">
         <w:r>
           <w:rPr>
             <w:rStyle w:val="Hyperlink"/>
@@ -18513,9 +18522,9 @@
         <w:t xml:space="preserve">is finite.</w:t>
       </w:r>
     </w:p>
-    <w:bookmarkEnd w:id="76"/>
     <w:bookmarkEnd w:id="77"/>
-    <w:bookmarkStart w:id="104" w:name="measures"/>
+    <w:bookmarkEnd w:id="78"/>
+    <w:bookmarkStart w:id="105" w:name="measures"/>
     <w:p>
       <w:pPr>
         <w:pStyle w:val="Heading2"/>
@@ -18524,7 +18533,7 @@
         <w:t xml:space="preserve">5 Measures</w:t>
       </w:r>
     </w:p>
-    <w:bookmarkStart w:id="78" w:name="def-measure"/>
+    <w:bookmarkStart w:id="79" w:name="def-measure"/>
     <w:p>
       <w:pPr>
         <w:pStyle w:val="FirstParagraph"/>
@@ -18745,8 +18754,8 @@
         <w:t xml:space="preserve">.</w:t>
       </w:r>
     </w:p>
-    <w:bookmarkEnd w:id="78"/>
-    <w:bookmarkStart w:id="79" w:name="exm-measure"/>
+    <w:bookmarkEnd w:id="79"/>
+    <w:bookmarkStart w:id="80" w:name="exm-measure"/>
     <w:p>
       <w:pPr>
         <w:pStyle w:val="FirstParagraph"/>
@@ -18996,8 +19005,8 @@
         <w:t xml:space="preserve">so it is a measure.</w:t>
       </w:r>
     </w:p>
-    <w:bookmarkEnd w:id="79"/>
-    <w:bookmarkStart w:id="80" w:name="cor-measure-finitely-additive"/>
+    <w:bookmarkEnd w:id="80"/>
+    <w:bookmarkStart w:id="81" w:name="cor-measure-finitely-additive"/>
     <w:p>
       <w:pPr>
         <w:pStyle w:val="BodyText"/>
@@ -19047,7 +19056,7 @@
         <w:t xml:space="preserve">.</w:t>
       </w:r>
     </w:p>
-    <w:bookmarkEnd w:id="80"/>
+    <w:bookmarkEnd w:id="81"/>
     <w:p>
       <w:pPr>
         <w:pStyle w:val="BodyText"/>
@@ -19155,7 +19164,7 @@
         <w:t xml:space="preserve">applies to it.</w:t>
       </w:r>
     </w:p>
-    <w:bookmarkStart w:id="81" w:name="def-counting-measure"/>
+    <w:bookmarkStart w:id="82" w:name="def-counting-measure"/>
     <w:p>
       <w:pPr>
         <w:pStyle w:val="BodyText"/>
@@ -19424,8 +19433,8 @@
         </m:oMath>
       </m:oMathPara>
     </w:p>
-    <w:bookmarkEnd w:id="81"/>
-    <w:bookmarkStart w:id="83" w:name="exm-counting-measure"/>
+    <w:bookmarkEnd w:id="82"/>
+    <w:bookmarkStart w:id="84" w:name="exm-counting-measure"/>
     <w:p>
       <w:pPr>
         <w:pStyle w:val="FirstParagraph"/>
@@ -19460,7 +19469,7 @@
       <w:r>
         <w:t xml:space="preserve"> </w:t>
       </w:r>
-      <w:hyperlink r:id="rId82">
+      <w:hyperlink r:id="rId83">
         <w:r>
           <w:rPr>
             <w:rStyle w:val="Hyperlink"/>
@@ -19927,8 +19936,8 @@
         </m:oMath>
       </m:oMathPara>
     </w:p>
-    <w:bookmarkEnd w:id="83"/>
-    <w:bookmarkStart w:id="84" w:name="def-measurable-space"/>
+    <w:bookmarkEnd w:id="84"/>
+    <w:bookmarkStart w:id="85" w:name="def-measurable-space"/>
     <w:p>
       <w:pPr>
         <w:pStyle w:val="FirstParagraph"/>
@@ -20055,8 +20064,8 @@
         <w:t xml:space="preserve">.</w:t>
       </w:r>
     </w:p>
-    <w:bookmarkEnd w:id="84"/>
-    <w:bookmarkStart w:id="85" w:name="def-measurable-set"/>
+    <w:bookmarkEnd w:id="85"/>
+    <w:bookmarkStart w:id="86" w:name="def-measurable-set"/>
     <w:p>
       <w:pPr>
         <w:pStyle w:val="BodyText"/>
@@ -20159,8 +20168,8 @@
         <w:t xml:space="preserve">.</w:t>
       </w:r>
     </w:p>
-    <w:bookmarkEnd w:id="85"/>
-    <w:bookmarkStart w:id="86" w:name="exm-measurable-space"/>
+    <w:bookmarkEnd w:id="86"/>
+    <w:bookmarkStart w:id="87" w:name="exm-measurable-space"/>
     <w:p>
       <w:pPr>
         <w:pStyle w:val="BodyText"/>
@@ -20545,8 +20554,8 @@
         <w:t xml:space="preserve">is not one of them.</w:t>
       </w:r>
     </w:p>
-    <w:bookmarkEnd w:id="86"/>
-    <w:bookmarkStart w:id="87" w:name="def-measure-space"/>
+    <w:bookmarkEnd w:id="87"/>
+    <w:bookmarkStart w:id="88" w:name="def-measure-space"/>
     <w:p>
       <w:pPr>
         <w:pStyle w:val="FirstParagraph"/>
@@ -20680,8 +20689,8 @@
         <w:t xml:space="preserve">.</w:t>
       </w:r>
     </w:p>
-    <w:bookmarkEnd w:id="87"/>
-    <w:bookmarkStart w:id="88" w:name="exm-measure-space"/>
+    <w:bookmarkEnd w:id="88"/>
+    <w:bookmarkStart w:id="89" w:name="exm-measure-space"/>
     <w:p>
       <w:pPr>
         <w:pStyle w:val="BodyText"/>
@@ -20973,8 +20982,8 @@
         <w:t xml:space="preserve">a measure space.</w:t>
       </w:r>
     </w:p>
-    <w:bookmarkEnd w:id="88"/>
-    <w:bookmarkStart w:id="89" w:name="def-lebesgue-measure"/>
+    <w:bookmarkEnd w:id="89"/>
+    <w:bookmarkStart w:id="90" w:name="def-lebesgue-measure"/>
     <w:p>
       <w:pPr>
         <w:pStyle w:val="BodyText"/>
@@ -21094,7 +21103,7 @@
       <w:r>
         <w:t xml:space="preserve"> </w:t>
       </w:r>
-      <w:hyperlink r:id="rId34">
+      <w:hyperlink r:id="rId35">
         <w:r>
           <w:rPr>
             <w:rStyle w:val="Hyperlink"/>
@@ -21453,8 +21462,8 @@
         <w:t xml:space="preserve">.</w:t>
       </w:r>
     </w:p>
-    <w:bookmarkEnd w:id="89"/>
-    <w:bookmarkStart w:id="91" w:name="rem-lebesgue-measure-exists"/>
+    <w:bookmarkEnd w:id="90"/>
+    <w:bookmarkStart w:id="92" w:name="rem-lebesgue-measure-exists"/>
     <w:p>
       <w:pPr>
         <w:pStyle w:val="BodyText"/>
@@ -21505,7 +21514,7 @@
       <w:r>
         <w:t xml:space="preserve"> </w:t>
       </w:r>
-      <w:hyperlink r:id="rId90">
+      <w:hyperlink r:id="rId91">
         <w:r>
           <w:rPr>
             <w:rStyle w:val="Hyperlink"/>
@@ -21554,8 +21563,8 @@
         <w:t xml:space="preserve">the Lebesgue-measurable sets, with the same values on Borel sets).</w:t>
       </w:r>
     </w:p>
-    <w:bookmarkEnd w:id="91"/>
-    <w:bookmarkStart w:id="92" w:name="def-lebesgue-measure-interval"/>
+    <w:bookmarkEnd w:id="92"/>
+    <w:bookmarkStart w:id="93" w:name="def-lebesgue-measure-interval"/>
     <w:p>
       <w:pPr>
         <w:pStyle w:val="BodyText"/>
@@ -21663,8 +21672,8 @@
         <w:t xml:space="preserve">.</w:t>
       </w:r>
     </w:p>
-    <w:bookmarkEnd w:id="92"/>
-    <w:bookmarkStart w:id="93" w:name="exm-lebesgue-measure"/>
+    <w:bookmarkEnd w:id="93"/>
+    <w:bookmarkStart w:id="94" w:name="exm-lebesgue-measure"/>
     <w:p>
       <w:pPr>
         <w:pStyle w:val="BodyText"/>
@@ -22480,8 +22489,8 @@
         </m:oMath>
       </m:oMathPara>
     </w:p>
-    <w:bookmarkEnd w:id="93"/>
-    <w:bookmarkStart w:id="96" w:name="rem-measure-size"/>
+    <w:bookmarkEnd w:id="94"/>
+    <w:bookmarkStart w:id="97" w:name="rem-measure-size"/>
     <w:p>
       <w:pPr>
         <w:pStyle w:val="FirstParagraph"/>
@@ -22574,7 +22583,7 @@
       <w:r>
         <w:t xml:space="preserve"> </w:t>
       </w:r>
-      <w:hyperlink r:id="rId34">
+      <w:hyperlink r:id="rId35">
         <w:r>
           <w:rPr>
             <w:rStyle w:val="Hyperlink"/>
@@ -22896,7 +22905,7 @@
       <w:r>
         <w:t xml:space="preserve"> </w:t>
       </w:r>
-      <w:hyperlink r:id="rId94">
+      <w:hyperlink r:id="rId95">
         <w:r>
           <w:rPr>
             <w:rStyle w:val="Hyperlink"/>
@@ -22913,7 +22922,7 @@
       <w:r>
         <w:t xml:space="preserve"> </w:t>
       </w:r>
-      <w:hyperlink r:id="rId95">
+      <w:hyperlink r:id="rId96">
         <w:r>
           <w:rPr>
             <w:rStyle w:val="Hyperlink"/>
@@ -22928,8 +22937,8 @@
         <w:t xml:space="preserve">theorems.</w:t>
       </w:r>
     </w:p>
-    <w:bookmarkEnd w:id="96"/>
-    <w:bookmarkStart w:id="97" w:name="def-measure-zero"/>
+    <w:bookmarkEnd w:id="97"/>
+    <w:bookmarkStart w:id="98" w:name="def-measure-zero"/>
     <w:p>
       <w:pPr>
         <w:pStyle w:val="BodyText"/>
@@ -23127,8 +23136,8 @@
         <w:t xml:space="preserve">.</w:t>
       </w:r>
     </w:p>
-    <w:bookmarkEnd w:id="97"/>
-    <w:bookmarkStart w:id="98" w:name="exm-measure-zero"/>
+    <w:bookmarkEnd w:id="98"/>
+    <w:bookmarkStart w:id="99" w:name="exm-measure-zero"/>
     <w:p>
       <w:pPr>
         <w:pStyle w:val="BodyText"/>
@@ -23302,8 +23311,8 @@
         <w:t xml:space="preserve">although neither set is empty.</w:t>
       </w:r>
     </w:p>
-    <w:bookmarkEnd w:id="98"/>
-    <w:bookmarkStart w:id="99" w:name="def-almost-everywhere"/>
+    <w:bookmarkEnd w:id="99"/>
+    <w:bookmarkStart w:id="100" w:name="def-almost-everywhere"/>
     <w:p>
       <w:pPr>
         <w:pStyle w:val="FirstParagraph"/>
@@ -23524,7 +23533,7 @@
       <w:r>
         <w:t xml:space="preserve"> </w:t>
       </w:r>
-      <w:hyperlink r:id="rId12">
+      <w:hyperlink r:id="rId13">
         <w:r>
           <w:rPr>
             <w:rStyle w:val="Hyperlink"/>
@@ -23553,8 +23562,8 @@
         <w:t xml:space="preserve">.</w:t>
       </w:r>
     </w:p>
-    <w:bookmarkEnd w:id="99"/>
-    <w:bookmarkStart w:id="100" w:name="exm-almost-everywhere"/>
+    <w:bookmarkEnd w:id="100"/>
+    <w:bookmarkStart w:id="101" w:name="exm-almost-everywhere"/>
     <w:p>
       <w:pPr>
         <w:pStyle w:val="BodyText"/>
@@ -23945,8 +23954,8 @@
         <w:t xml:space="preserve">so a statement holds almost everywhere only if it holds everywhere.</w:t>
       </w:r>
     </w:p>
-    <w:bookmarkEnd w:id="100"/>
-    <w:bookmarkStart w:id="101" w:name="def-finite-measure"/>
+    <w:bookmarkEnd w:id="101"/>
+    <w:bookmarkStart w:id="102" w:name="def-finite-measure"/>
     <w:p>
       <w:pPr>
         <w:pStyle w:val="BodyText"/>
@@ -24101,8 +24110,8 @@
         <w:t xml:space="preserve">.</w:t>
       </w:r>
     </w:p>
-    <w:bookmarkEnd w:id="101"/>
-    <w:bookmarkStart w:id="102" w:name="def-sigma-finite"/>
+    <w:bookmarkEnd w:id="102"/>
+    <w:bookmarkStart w:id="103" w:name="def-sigma-finite"/>
     <w:p>
       <w:pPr>
         <w:pStyle w:val="BodyText"/>
@@ -24437,8 +24446,8 @@
         <w:t xml:space="preserve">.</w:t>
       </w:r>
     </w:p>
-    <w:bookmarkEnd w:id="102"/>
-    <w:bookmarkStart w:id="103" w:name="exm-sigma-finite"/>
+    <w:bookmarkEnd w:id="103"/>
+    <w:bookmarkStart w:id="104" w:name="exm-sigma-finite"/>
     <w:p>
       <w:pPr>
         <w:pStyle w:val="BodyText"/>
@@ -25281,9 +25290,9 @@
         <w:t xml:space="preserve">.</w:t>
       </w:r>
     </w:p>
-    <w:bookmarkEnd w:id="103"/>
     <w:bookmarkEnd w:id="104"/>
-    <w:bookmarkStart w:id="112" w:name="probability-measures"/>
+    <w:bookmarkEnd w:id="105"/>
+    <w:bookmarkStart w:id="113" w:name="probability-measures"/>
     <w:p>
       <w:pPr>
         <w:pStyle w:val="Heading2"/>
@@ -25292,7 +25301,7 @@
         <w:t xml:space="preserve">6 Probability measures</w:t>
       </w:r>
     </w:p>
-    <w:bookmarkStart w:id="105" w:name="def-probability-measure"/>
+    <w:bookmarkStart w:id="106" w:name="def-probability-measure"/>
     <w:p>
       <w:pPr>
         <w:pStyle w:val="FirstParagraph"/>
@@ -25503,8 +25512,8 @@
         </m:oMath>
       </m:oMathPara>
     </w:p>
-    <w:bookmarkEnd w:id="105"/>
-    <w:bookmarkStart w:id="106" w:name="exm-probability-measure"/>
+    <w:bookmarkEnd w:id="106"/>
+    <w:bookmarkStart w:id="107" w:name="exm-probability-measure"/>
     <w:p>
       <w:pPr>
         <w:pStyle w:val="FirstParagraph"/>
@@ -26466,8 +26475,8 @@
         <w:t xml:space="preserve">.</w:t>
       </w:r>
     </w:p>
-    <w:bookmarkEnd w:id="106"/>
-    <w:bookmarkStart w:id="107" w:name="def-probability-space"/>
+    <w:bookmarkEnd w:id="107"/>
+    <w:bookmarkStart w:id="108" w:name="def-probability-space"/>
     <w:p>
       <w:pPr>
         <w:pStyle w:val="FirstParagraph"/>
@@ -26631,8 +26640,8 @@
         <w:t xml:space="preserve">.</w:t>
       </w:r>
     </w:p>
-    <w:bookmarkEnd w:id="107"/>
-    <w:bookmarkStart w:id="108" w:name="def-sample-space"/>
+    <w:bookmarkEnd w:id="108"/>
+    <w:bookmarkStart w:id="109" w:name="def-sample-space"/>
     <w:p>
       <w:pPr>
         <w:pStyle w:val="BodyText"/>
@@ -26746,8 +26755,8 @@
         <w:t xml:space="preserve">.</w:t>
       </w:r>
     </w:p>
-    <w:bookmarkEnd w:id="108"/>
-    <w:bookmarkStart w:id="109" w:name="def-outcome"/>
+    <w:bookmarkEnd w:id="109"/>
+    <w:bookmarkStart w:id="110" w:name="def-outcome"/>
     <w:p>
       <w:pPr>
         <w:pStyle w:val="BodyText"/>
@@ -26878,8 +26887,8 @@
         <w:t xml:space="preserve">.</w:t>
       </w:r>
     </w:p>
-    <w:bookmarkEnd w:id="109"/>
-    <w:bookmarkStart w:id="110" w:name="def-event"/>
+    <w:bookmarkEnd w:id="110"/>
+    <w:bookmarkStart w:id="111" w:name="def-event"/>
     <w:p>
       <w:pPr>
         <w:pStyle w:val="BodyText"/>
@@ -27000,8 +27009,8 @@
         <w:t xml:space="preserve">.</w:t>
       </w:r>
     </w:p>
-    <w:bookmarkEnd w:id="110"/>
-    <w:bookmarkStart w:id="111" w:name="rem-mutually-exclusive"/>
+    <w:bookmarkEnd w:id="111"/>
+    <w:bookmarkStart w:id="112" w:name="rem-mutually-exclusive"/>
     <w:p>
       <w:pPr>
         <w:pStyle w:val="BodyText"/>
@@ -27081,7 +27090,7 @@
       <w:r>
         <w:t xml:space="preserve"> </w:t>
       </w:r>
-      <w:hyperlink r:id="rId22">
+      <w:hyperlink r:id="rId23">
         <w:r>
           <w:rPr>
             <w:rStyle w:val="Hyperlink"/>
@@ -27213,9 +27222,9 @@
         <w:t xml:space="preserve">no roll is both even and odd.</w:t>
       </w:r>
     </w:p>
-    <w:bookmarkEnd w:id="111"/>
     <w:bookmarkEnd w:id="112"/>
-    <w:bookmarkStart w:id="133" w:name="measurable-functions-and-integrals"/>
+    <w:bookmarkEnd w:id="113"/>
+    <w:bookmarkStart w:id="134" w:name="measurable-functions-and-integrals"/>
     <w:p>
       <w:pPr>
         <w:pStyle w:val="Heading2"/>
@@ -27224,7 +27233,7 @@
         <w:t xml:space="preserve">7 Measurable functions and integrals</w:t>
       </w:r>
     </w:p>
-    <w:bookmarkStart w:id="113" w:name="def-measurable-function"/>
+    <w:bookmarkStart w:id="114" w:name="def-measurable-function"/>
     <w:p>
       <w:pPr>
         <w:pStyle w:val="FirstParagraph"/>
@@ -27304,7 +27313,7 @@
       <w:r>
         <w:t xml:space="preserve"> </w:t>
       </w:r>
-      <w:hyperlink r:id="rId59">
+      <w:hyperlink r:id="rId60">
         <w:r>
           <w:rPr>
             <w:rStyle w:val="Hyperlink"/>
@@ -27517,8 +27526,8 @@
         </m:oMath>
       </m:oMathPara>
     </w:p>
-    <w:bookmarkEnd w:id="113"/>
-    <w:bookmarkStart w:id="115" w:name="rem-measurable-function-general"/>
+    <w:bookmarkEnd w:id="114"/>
+    <w:bookmarkStart w:id="116" w:name="rem-measurable-function-general"/>
     <w:p>
       <w:pPr>
         <w:pStyle w:val="FirstParagraph"/>
@@ -27851,7 +27860,7 @@
       <w:r>
         <w:t xml:space="preserve"> </w:t>
       </w:r>
-      <w:hyperlink r:id="rId114">
+      <w:hyperlink r:id="rId115">
         <w:r>
           <w:rPr>
             <w:rStyle w:val="Hyperlink"/>
@@ -28027,8 +28036,8 @@
         <w:t xml:space="preserve">.</w:t>
       </w:r>
     </w:p>
-    <w:bookmarkEnd w:id="115"/>
-    <w:bookmarkStart w:id="116" w:name="exm-measurable-function"/>
+    <w:bookmarkEnd w:id="116"/>
+    <w:bookmarkStart w:id="117" w:name="exm-measurable-function"/>
     <w:p>
       <w:pPr>
         <w:pStyle w:val="BodyText"/>
@@ -28949,8 +28958,8 @@
         <w:t xml:space="preserve">, is measurable.</w:t>
       </w:r>
     </w:p>
-    <w:bookmarkEnd w:id="116"/>
-    <w:bookmarkStart w:id="119" w:name="def-integral-nonneg"/>
+    <w:bookmarkEnd w:id="117"/>
+    <w:bookmarkStart w:id="120" w:name="def-integral-nonneg"/>
     <w:p>
       <w:pPr>
         <w:pStyle w:val="BodyText"/>
@@ -29375,7 +29384,7 @@
       <w:r>
         <w:t xml:space="preserve"> </w:t>
       </w:r>
-      <w:hyperlink r:id="rId117">
+      <w:hyperlink r:id="rId118">
         <w:r>
           <w:rPr>
             <w:rStyle w:val="Hyperlink"/>
@@ -29565,7 +29574,7 @@
       <w:r>
         <w:t xml:space="preserve"> </w:t>
       </w:r>
-      <w:hyperlink r:id="rId118">
+      <w:hyperlink r:id="rId119">
         <w:r>
           <w:rPr>
             <w:rStyle w:val="Hyperlink"/>
@@ -29857,8 +29866,8 @@
         <w:t xml:space="preserve">(Billingsley 1995, sec. 15)</w:t>
       </w:r>
     </w:p>
-    <w:bookmarkEnd w:id="119"/>
-    <w:bookmarkStart w:id="122" w:name="rem-integral-nonneg-lower-sums"/>
+    <w:bookmarkEnd w:id="120"/>
+    <w:bookmarkStart w:id="123" w:name="rem-integral-nonneg-lower-sums"/>
     <w:p>
       <w:pPr>
         <w:pStyle w:val="BodyText"/>
@@ -30023,7 +30032,7 @@
       <w:r>
         <w:t xml:space="preserve"> </w:t>
       </w:r>
-      <w:hyperlink r:id="rId120">
+      <w:hyperlink r:id="rId121">
         <w:r>
           <w:rPr>
             <w:rStyle w:val="Hyperlink"/>
@@ -30195,7 +30204,7 @@
       <w:r>
         <w:t xml:space="preserve"> </w:t>
       </w:r>
-      <w:hyperlink r:id="rId121">
+      <w:hyperlink r:id="rId122">
         <w:r>
           <w:rPr>
             <w:rStyle w:val="Hyperlink"/>
@@ -30207,8 +30216,8 @@
         <w:t xml:space="preserve">).</w:t>
       </w:r>
     </w:p>
-    <w:bookmarkEnd w:id="122"/>
-    <w:bookmarkStart w:id="123" w:name="exm-integral-nonneg"/>
+    <w:bookmarkEnd w:id="123"/>
+    <w:bookmarkStart w:id="124" w:name="exm-integral-nonneg"/>
     <w:p>
       <w:pPr>
         <w:pStyle w:val="BodyText"/>
@@ -31636,8 +31645,8 @@
         <w:t xml:space="preserve">.</w:t>
       </w:r>
     </w:p>
-    <w:bookmarkEnd w:id="123"/>
-    <w:bookmarkStart w:id="124" w:name="def-positive-negative-parts"/>
+    <w:bookmarkEnd w:id="124"/>
+    <w:bookmarkStart w:id="125" w:name="def-positive-negative-parts"/>
     <w:p>
       <w:pPr>
         <w:pStyle w:val="BodyText"/>
@@ -31926,8 +31935,8 @@
         </m:oMath>
       </m:oMathPara>
     </w:p>
-    <w:bookmarkEnd w:id="124"/>
-    <w:bookmarkStart w:id="125" w:name="def-negative-part"/>
+    <w:bookmarkEnd w:id="125"/>
+    <w:bookmarkStart w:id="126" w:name="def-negative-part"/>
     <w:p>
       <w:pPr>
         <w:pStyle w:val="FirstParagraph"/>
@@ -32132,8 +32141,8 @@
         </m:oMath>
       </m:oMathPara>
     </w:p>
-    <w:bookmarkEnd w:id="125"/>
-    <w:bookmarkStart w:id="126" w:name="rem-positive-negative-parts"/>
+    <w:bookmarkEnd w:id="126"/>
+    <w:bookmarkStart w:id="127" w:name="rem-positive-negative-parts"/>
     <w:p>
       <w:pPr>
         <w:pStyle w:val="FirstParagraph"/>
@@ -32401,8 +32410,8 @@
         <w:t xml:space="preserve">.)</w:t>
       </w:r>
     </w:p>
-    <w:bookmarkEnd w:id="126"/>
-    <w:bookmarkStart w:id="127" w:name="def-integral"/>
+    <w:bookmarkEnd w:id="127"/>
+    <w:bookmarkStart w:id="128" w:name="def-integral"/>
     <w:p>
       <w:pPr>
         <w:pStyle w:val="BodyText"/>
@@ -32908,8 +32917,8 @@
         <w:t xml:space="preserve">(Billingsley 1995, sec. 15)</w:t>
       </w:r>
     </w:p>
-    <w:bookmarkEnd w:id="127"/>
-    <w:bookmarkStart w:id="128" w:name="exm-integral"/>
+    <w:bookmarkEnd w:id="128"/>
+    <w:bookmarkStart w:id="129" w:name="exm-integral"/>
     <w:p>
       <w:pPr>
         <w:pStyle w:val="BodyText"/>
@@ -33647,8 +33656,8 @@
         </m:oMath>
       </m:oMathPara>
     </w:p>
-    <w:bookmarkEnd w:id="128"/>
-    <w:bookmarkStart w:id="130" w:name="def-absolutely-integrable"/>
+    <w:bookmarkEnd w:id="129"/>
+    <w:bookmarkStart w:id="131" w:name="def-absolutely-integrable"/>
     <w:p>
       <w:pPr>
         <w:pStyle w:val="FirstParagraph"/>
@@ -33839,7 +33848,7 @@
       <w:r>
         <w:t xml:space="preserve"> </w:t>
       </w:r>
-      <w:hyperlink r:id="rId129">
+      <w:hyperlink r:id="rId130">
         <w:r>
           <w:rPr>
             <w:rStyle w:val="Hyperlink"/>
@@ -33947,8 +33956,8 @@
         <w:t xml:space="preserve">.</w:t>
       </w:r>
     </w:p>
-    <w:bookmarkEnd w:id="130"/>
-    <w:bookmarkStart w:id="131" w:name="rem-absolutely-integrable-integral"/>
+    <w:bookmarkEnd w:id="131"/>
+    <w:bookmarkStart w:id="132" w:name="rem-absolutely-integrable-integral"/>
     <w:p>
       <w:pPr>
         <w:pStyle w:val="BodyText"/>
@@ -34364,8 +34373,8 @@
         <w:t xml:space="preserve">) is a real number.</w:t>
       </w:r>
     </w:p>
-    <w:bookmarkEnd w:id="131"/>
-    <w:bookmarkStart w:id="132" w:name="exm-absolutely-integrable"/>
+    <w:bookmarkEnd w:id="132"/>
+    <w:bookmarkStart w:id="133" w:name="exm-absolutely-integrable"/>
     <w:p>
       <w:pPr>
         <w:pStyle w:val="BodyText"/>
@@ -34869,9 +34878,9 @@
         <w:t xml:space="preserve">).</w:t>
       </w:r>
     </w:p>
-    <w:bookmarkEnd w:id="132"/>
     <w:bookmarkEnd w:id="133"/>
-    <w:bookmarkStart w:id="145" w:name="lp-spaces"/>
+    <w:bookmarkEnd w:id="134"/>
+    <w:bookmarkStart w:id="146" w:name="lp-spaces"/>
     <w:p>
       <w:pPr>
         <w:pStyle w:val="Heading2"/>
@@ -34903,7 +34912,7 @@
         <w:t xml:space="preserve">spaces</w:t>
       </w:r>
     </w:p>
-    <w:bookmarkStart w:id="135" w:name="def-lp-space"/>
+    <w:bookmarkStart w:id="136" w:name="def-lp-space"/>
     <w:p>
       <w:pPr>
         <w:pStyle w:val="FirstParagraph"/>
@@ -35545,7 +35554,7 @@
       <w:r>
         <w:t xml:space="preserve"> </w:t>
       </w:r>
-      <w:hyperlink r:id="rId134">
+      <w:hyperlink r:id="rId135">
         <w:r>
           <w:rPr>
             <w:rStyle w:val="Hyperlink"/>
@@ -35837,8 +35846,8 @@
         <w:t xml:space="preserve">.</w:t>
       </w:r>
     </w:p>
-    <w:bookmarkEnd w:id="135"/>
-    <w:bookmarkStart w:id="136" w:name="exm-lp-space"/>
+    <w:bookmarkEnd w:id="136"/>
+    <w:bookmarkStart w:id="137" w:name="exm-lp-space"/>
     <w:p>
       <w:pPr>
         <w:pStyle w:val="BodyText"/>
@@ -37079,8 +37088,8 @@
         <w:t xml:space="preserve">on finite-measure sets: higher exponents impose stricter integrability requirements near singularities.</w:t>
       </w:r>
     </w:p>
-    <w:bookmarkEnd w:id="136"/>
-    <w:bookmarkStart w:id="137" w:name="def-linf-space"/>
+    <w:bookmarkEnd w:id="137"/>
+    <w:bookmarkStart w:id="138" w:name="def-linf-space"/>
     <w:p>
       <w:pPr>
         <w:pStyle w:val="BodyText"/>
@@ -37669,8 +37678,8 @@
         <w:t xml:space="preserve">.</w:t>
       </w:r>
     </w:p>
-    <w:bookmarkEnd w:id="137"/>
-    <w:bookmarkStart w:id="138" w:name="thm-holder-inequality"/>
+    <w:bookmarkEnd w:id="138"/>
+    <w:bookmarkStart w:id="139" w:name="thm-holder-inequality"/>
     <w:p>
       <w:pPr>
         <w:pStyle w:val="BodyText"/>
@@ -38394,8 +38403,8 @@
         <w:t xml:space="preserve">this inequality is the Cauchy-Schwarz inequality for integrals.</w:t>
       </w:r>
     </w:p>
-    <w:bookmarkEnd w:id="138"/>
-    <w:bookmarkStart w:id="139" w:name="thm-minkowski-inequality"/>
+    <w:bookmarkEnd w:id="139"/>
+    <w:bookmarkStart w:id="140" w:name="thm-minkowski-inequality"/>
     <w:p>
       <w:pPr>
         <w:pStyle w:val="BodyText"/>
@@ -38948,7 +38957,7 @@
       <w:r>
         <w:t xml:space="preserve"> </w:t>
       </w:r>
-      <w:hyperlink r:id="rId134">
+      <w:hyperlink r:id="rId135">
         <w:r>
           <w:rPr>
             <w:rStyle w:val="Hyperlink"/>
@@ -38960,8 +38969,8 @@
         <w:t xml:space="preserve">.</w:t>
       </w:r>
     </w:p>
-    <w:bookmarkEnd w:id="139"/>
-    <w:bookmarkStart w:id="141" w:name="exm-holder-inequality"/>
+    <w:bookmarkEnd w:id="140"/>
+    <w:bookmarkStart w:id="142" w:name="exm-holder-inequality"/>
     <w:p>
       <w:pPr>
         <w:pStyle w:val="BodyText"/>
@@ -39620,7 +39629,7 @@
       <w:r>
         <w:t xml:space="preserve"> </w:t>
       </w:r>
-      <w:hyperlink r:id="rId140">
+      <w:hyperlink r:id="rId141">
         <w:r>
           <w:rPr>
             <w:rStyle w:val="Hyperlink"/>
@@ -39897,8 +39906,8 @@
         <w:t xml:space="preserve">guaranteeing that the covariance between any two square-integrable random variables is finite.</w:t>
       </w:r>
     </w:p>
-    <w:bookmarkEnd w:id="141"/>
-    <w:bookmarkStart w:id="144" w:name="rem-lp-spaces-machine-learning"/>
+    <w:bookmarkEnd w:id="142"/>
+    <w:bookmarkStart w:id="145" w:name="rem-lp-spaces-machine-learning"/>
     <w:p>
       <w:pPr>
         <w:pStyle w:val="FirstParagraph"/>
@@ -40301,7 +40310,7 @@
       <w:r>
         <w:t xml:space="preserve"> </w:t>
       </w:r>
-      <w:hyperlink r:id="rId142">
+      <w:hyperlink r:id="rId143">
         <w:r>
           <w:rPr>
             <w:rStyle w:val="Hyperlink"/>
@@ -40678,7 +40687,7 @@
       <w:r>
         <w:t xml:space="preserve"> </w:t>
       </w:r>
-      <w:hyperlink r:id="rId143">
+      <w:hyperlink r:id="rId144">
         <w:r>
           <w:rPr>
             <w:rStyle w:val="Hyperlink"/>
@@ -40699,6 +40708,9 @@
         <w:t xml:space="preserve"> </w:t>
       </w:r>
       <m:oMath>
+        <m:r>
+          <m:t>​</m:t>
+        </m:r>
         <m:d>
           <m:dPr>
             <m:begChr m:val="⟨"/>
@@ -40721,6 +40733,9 @@
             </m:r>
           </m:e>
         </m:d>
+        <m:r>
+          <m:t>​</m:t>
+        </m:r>
         <m:limUpp>
           <m:e>
             <m:r>
@@ -41225,9 +41240,9 @@
         <w:t xml:space="preserve">minimizes the worst-case maximum error across all instances.</w:t>
       </w:r>
     </w:p>
-    <w:bookmarkEnd w:id="144"/>
     <w:bookmarkEnd w:id="145"/>
-    <w:bookmarkStart w:id="152" w:name="product-measures"/>
+    <w:bookmarkEnd w:id="146"/>
+    <w:bookmarkStart w:id="153" w:name="product-measures"/>
     <w:p>
       <w:pPr>
         <w:pStyle w:val="Heading2"/>
@@ -41236,7 +41251,7 @@
         <w:t xml:space="preserve">9 Product measures</w:t>
       </w:r>
     </w:p>
-    <w:bookmarkStart w:id="147" w:name="def-measurable-rectangle"/>
+    <w:bookmarkStart w:id="148" w:name="def-measurable-rectangle"/>
     <w:p>
       <w:pPr>
         <w:pStyle w:val="FirstParagraph"/>
@@ -41371,7 +41386,7 @@
       <w:r>
         <w:t xml:space="preserve"> </w:t>
       </w:r>
-      <w:hyperlink r:id="rId146">
+      <w:hyperlink r:id="rId147">
         <w:r>
           <w:rPr>
             <w:rStyle w:val="Hyperlink"/>
@@ -41454,8 +41469,8 @@
         <w:t xml:space="preserve">.</w:t>
       </w:r>
     </w:p>
-    <w:bookmarkEnd w:id="147"/>
-    <w:bookmarkStart w:id="148" w:name="def-product-sigma-algebra"/>
+    <w:bookmarkEnd w:id="148"/>
+    <w:bookmarkStart w:id="149" w:name="def-product-sigma-algebra"/>
     <w:p>
       <w:pPr>
         <w:pStyle w:val="BodyText"/>
@@ -41696,8 +41711,8 @@
         <w:t xml:space="preserve">the measurable rectangles.</w:t>
       </w:r>
     </w:p>
-    <w:bookmarkEnd w:id="148"/>
-    <w:bookmarkStart w:id="149" w:name="exm-product-sigma-algebra"/>
+    <w:bookmarkEnd w:id="149"/>
+    <w:bookmarkStart w:id="150" w:name="exm-product-sigma-algebra"/>
     <w:p>
       <w:pPr>
         <w:pStyle w:val="BodyText"/>
@@ -42196,8 +42211,8 @@
         <w:t xml:space="preserve">.</w:t>
       </w:r>
     </w:p>
-    <w:bookmarkEnd w:id="149"/>
-    <w:bookmarkStart w:id="150" w:name="def-product-measure"/>
+    <w:bookmarkEnd w:id="150"/>
+    <w:bookmarkStart w:id="151" w:name="def-product-measure"/>
     <w:p>
       <w:pPr>
         <w:pStyle w:val="FirstParagraph"/>
@@ -42807,8 +42822,8 @@
         <w:t xml:space="preserve">.</w:t>
       </w:r>
     </w:p>
-    <w:bookmarkEnd w:id="150"/>
-    <w:bookmarkStart w:id="151" w:name="exm-product-measure"/>
+    <w:bookmarkEnd w:id="151"/>
+    <w:bookmarkStart w:id="152" w:name="exm-product-measure"/>
     <w:p>
       <w:pPr>
         <w:pStyle w:val="BodyText"/>
@@ -43465,9 +43480,9 @@
         <w:t xml:space="preserve">the area of the rectangle.</w:t>
       </w:r>
     </w:p>
-    <w:bookmarkEnd w:id="151"/>
     <w:bookmarkEnd w:id="152"/>
-    <w:bookmarkStart w:id="153" w:name="sec-further-reading"/>
+    <w:bookmarkEnd w:id="153"/>
+    <w:bookmarkStart w:id="154" w:name="sec-further-reading"/>
     <w:p>
       <w:pPr>
         <w:pStyle w:val="Heading2"/>
@@ -43570,8 +43585,8 @@
         <w:t xml:space="preserve">that opens with a chapter on introductory measure theory.</w:t>
       </w:r>
     </w:p>
-    <w:bookmarkEnd w:id="153"/>
-    <w:bookmarkStart w:id="162" w:name="references"/>
+    <w:bookmarkEnd w:id="154"/>
+    <w:bookmarkStart w:id="163" w:name="references"/>
     <w:p>
       <w:pPr>
         <w:pStyle w:val="Heading2"/>
@@ -43580,8 +43595,8 @@
         <w:t xml:space="preserve">References</w:t>
       </w:r>
     </w:p>
-    <w:bookmarkStart w:id="161" w:name="refs"/>
-    <w:bookmarkStart w:id="154" w:name="ref-billingsley1995probability"/>
+    <w:bookmarkStart w:id="162" w:name="refs"/>
+    <w:bookmarkStart w:id="155" w:name="ref-billingsley1995probability"/>
     <w:p>
       <w:pPr>
         <w:pStyle w:val="Bibliography"/>
@@ -43603,8 +43618,8 @@
         <w:t xml:space="preserve">. 3rd ed. Wiley Series in Probability and Mathematical Statistics. Wiley.</w:t>
       </w:r>
     </w:p>
-    <w:bookmarkEnd w:id="154"/>
-    <w:bookmarkStart w:id="156" w:name="ref-CaseBerg01"/>
+    <w:bookmarkEnd w:id="155"/>
+    <w:bookmarkStart w:id="157" w:name="ref-CaseBerg01"/>
     <w:p>
       <w:pPr>
         <w:pStyle w:val="Bibliography"/>
@@ -43628,7 +43643,7 @@
       <w:r>
         <w:t xml:space="preserve"> </w:t>
       </w:r>
-      <w:hyperlink r:id="rId155">
+      <w:hyperlink r:id="rId156">
         <w:r>
           <w:rPr>
             <w:rStyle w:val="Hyperlink"/>
@@ -43640,8 +43655,8 @@
         <w:t xml:space="preserve">.</w:t>
       </w:r>
     </w:p>
-    <w:bookmarkEnd w:id="156"/>
-    <w:bookmarkStart w:id="158" w:name="ref-folland1999real"/>
+    <w:bookmarkEnd w:id="157"/>
+    <w:bookmarkStart w:id="159" w:name="ref-folland1999real"/>
     <w:p>
       <w:pPr>
         <w:pStyle w:val="Bibliography"/>
@@ -43665,7 +43680,7 @@
       <w:r>
         <w:t xml:space="preserve"> </w:t>
       </w:r>
-      <w:hyperlink r:id="rId157">
+      <w:hyperlink r:id="rId158">
         <w:r>
           <w:rPr>
             <w:rStyle w:val="Hyperlink"/>
@@ -43677,8 +43692,8 @@
         <w:t xml:space="preserve">.</w:t>
       </w:r>
     </w:p>
-    <w:bookmarkEnd w:id="158"/>
-    <w:bookmarkStart w:id="160" w:name="ref-gut2013"/>
+    <w:bookmarkEnd w:id="159"/>
+    <w:bookmarkStart w:id="161" w:name="ref-gut2013"/>
     <w:p>
       <w:pPr>
         <w:pStyle w:val="Bibliography"/>
@@ -43702,7 +43717,7 @@
       <w:r>
         <w:t xml:space="preserve"> </w:t>
       </w:r>
-      <w:hyperlink r:id="rId159">
+      <w:hyperlink r:id="rId160">
         <w:r>
           <w:rPr>
             <w:rStyle w:val="Hyperlink"/>
@@ -43714,9 +43729,9 @@
         <w:t xml:space="preserve">.</w:t>
       </w:r>
     </w:p>
-    <w:bookmarkEnd w:id="160"/>
     <w:bookmarkEnd w:id="161"/>
     <w:bookmarkEnd w:id="162"/>
+    <w:bookmarkEnd w:id="163"/>
     <w:sectPr>
       <w:footnotePr>
         <w:numRestart w:val="eachSect"/>
